--- a/reference-templates/Required Document Letter/Required Document Letter.docx
+++ b/reference-templates/Required Document Letter/Required Document Letter.docx
@@ -77,7 +77,7 @@
           <w:sz w:val="30"/>
           <w:szCs w:val="30"/>
         </w:rPr>
-        <w:t xml:space="preserve">Greetings from </w:t>
+        <w:t>Greetings from Khanna Travels.</w:t>
       </w:r>
       <w:proofErr w:type="gramStart"/>
       <w:r>
@@ -86,7 +86,6 @@
           <w:sz w:val="30"/>
           <w:szCs w:val="30"/>
         </w:rPr>
-        <w:t>Khannatravels.com !!!!</w:t>
       </w:r>
       <w:proofErr w:type="gramEnd"/>
     </w:p>
@@ -617,7 +616,7 @@
           <w:sz w:val="30"/>
           <w:szCs w:val="30"/>
         </w:rPr>
-        <w:t>(Inclusive of All Consulate Fees, Biometrics &amp; Service Charges)</w:t>
+        <w:t>(Inclusive of Visa Fees &amp; Service Charges)</w:t>
       </w:r>
     </w:p>
     <w:p>
@@ -703,7 +702,7 @@
           <w:sz w:val="30"/>
           <w:szCs w:val="30"/>
         </w:rPr>
-        <w:t>Ms. Dhvani</w:t>
+        <w:t>Team Khanna Holidays</w:t>
       </w:r>
     </w:p>
     <w:p>
@@ -721,7 +720,25 @@
           <w:sz w:val="30"/>
           <w:szCs w:val="30"/>
         </w:rPr>
-        <w:t>Team Khanna Holidays</w:t>
+        <w:t>+91 8657461001</w:t>
+      </w:r>
+    </w:p>
+    <w:p>
+      <w:pPr>
+        <w:jc w:val="both"/>
+        <w:rPr>
+          <w:rFonts w:asciiTheme="minorHAnsi" w:hAnsiTheme="minorHAnsi" w:cstheme="minorHAnsi"/>
+          <w:sz w:val="30"/>
+          <w:szCs w:val="30"/>
+        </w:rPr>
+      </w:pPr>
+      <w:r>
+        <w:rPr>
+          <w:rFonts w:asciiTheme="minorHAnsi" w:hAnsiTheme="minorHAnsi" w:cstheme="minorHAnsi"/>
+          <w:sz w:val="30"/>
+          <w:szCs w:val="30"/>
+        </w:rPr>
+        <w:t>customercare@khannatravels.com</w:t>
       </w:r>
     </w:p>
     <w:sectPr>
@@ -730,7 +747,7 @@
       <w:footerReference w:type="default" r:id="rId10"/>
       <w:headerReference w:type="first" r:id="rId11"/>
       <w:pgSz w:w="11906" w:h="16838" w:code="9"/>
-      <w:pgMar w:top="450" w:right="926" w:bottom="8" w:left="540" w:header="864" w:footer="720" w:gutter="0"/>
+      <w:pgMar w:top="576" w:right="922" w:bottom="893" w:left="547" w:header="864" w:footer="720" w:gutter="0"/>
       <w:cols w:space="720"/>
       <w:docGrid w:linePitch="360"/>
     </w:sectPr>
